--- a/Docs/Links del proyecto.docx
+++ b/Docs/Links del proyecto.docx
@@ -260,25 +260,46 @@
           <w:tcPr>
             <w:tcW w:w="2122" w:type="dxa"/>
           </w:tcPr>
-          <w:p/>
+          <w:p>
+            <w:r>
+              <w:t>Izquierdo Vallejo Galo Antonio</w:t>
+            </w:r>
+          </w:p>
         </w:tc>
         <w:tc>
           <w:tcPr>
             <w:tcW w:w="1275" w:type="dxa"/>
           </w:tcPr>
-          <w:p/>
+          <w:p>
+            <w:r>
+              <w:t>CLIENTES/MASCOTAS</w:t>
+            </w:r>
+          </w:p>
         </w:tc>
         <w:tc>
           <w:tcPr>
             <w:tcW w:w="3261" w:type="dxa"/>
           </w:tcPr>
-          <w:p/>
+          <w:p>
+            <w:hyperlink r:id="rId7" w:history="1">
+              <w:r>
+                <w:rPr>
+                  <w:rStyle w:val="Hipervnculo"/>
+                </w:rPr>
+                <w:t>https://github.com/mmjacho/SistemaDeGestionVeterinaria/blob/master/Docs/video_Cliente_Mascotas.mp4</w:t>
+              </w:r>
+            </w:hyperlink>
+          </w:p>
         </w:tc>
         <w:tc>
           <w:tcPr>
             <w:tcW w:w="2724" w:type="dxa"/>
           </w:tcPr>
-          <w:p/>
+          <w:p>
+            <w:r>
+              <w:t>https://github.com/mmjacho/SistemaDeGestionVeterinaria/blob/master/Docs/Modulo1_Cliente_Mascotas.pdf</w:t>
+            </w:r>
+          </w:p>
         </w:tc>
       </w:tr>
       <w:tr>
